--- a/ACTIVIDADES MODELAR LAS FUNCIONES DEL SOFTWARE.docx
+++ b/ACTIVIDADES MODELAR LAS FUNCIONES DEL SOFTWARE.docx
@@ -506,11 +506,12 @@
         <w:spacing w:after="0" w:line="240" w:lineRule="auto"/>
         <w:jc w:val="center"/>
         <w:rPr>
-          <w:rFonts w:ascii="Arial" w:hAnsi="Arial" w:eastAsia="Arial" w:cs="Arial"/>
+          <w:rFonts w:hint="default" w:ascii="Arial" w:hAnsi="Arial" w:eastAsia="Arial" w:cs="Arial"/>
           <w:b/>
           <w:color w:val="70AD47"/>
           <w:sz w:val="24"/>
           <w:szCs w:val="24"/>
+          <w:lang w:val="es-MX"/>
         </w:rPr>
       </w:pPr>
       <w:r>
@@ -541,12 +542,14 @@
       <w:r>
         <w:rPr>
           <w:rFonts w:hint="default" w:ascii="Arial" w:hAnsi="Arial" w:eastAsia="Arial" w:cs="Arial"/>
+          <w:b/>
+          <w:bCs/>
           <w:color w:val="92D050"/>
           <w:sz w:val="24"/>
           <w:szCs w:val="24"/>
           <w:lang w:val="es-MX"/>
         </w:rPr>
-        <w:t>04</w:t>
+        <w:t>06</w:t>
       </w:r>
       <w:r>
         <w:rPr>
@@ -576,6 +579,19 @@
         </w:rPr>
         <w:t>2026</w:t>
       </w:r>
+      <w:r>
+        <w:rPr>
+          <w:rFonts w:hint="default" w:ascii="Arial" w:hAnsi="Arial" w:eastAsia="Arial" w:cs="Arial"/>
+          <w:b/>
+          <w:color w:val="70AD47"/>
+          <w:sz w:val="24"/>
+          <w:szCs w:val="24"/>
+          <w:lang w:val="es-MX"/>
+        </w:rPr>
+        <w:t>.</w:t>
+      </w:r>
+      <w:bookmarkStart w:id="4" w:name="_GoBack"/>
+      <w:bookmarkEnd w:id="4"/>
     </w:p>
     <w:p>
       <w:pPr>
@@ -1316,8 +1332,6 @@
           </wp:inline>
         </w:drawing>
       </w:r>
-      <w:bookmarkStart w:id="4" w:name="_GoBack"/>
-      <w:bookmarkEnd w:id="4"/>
     </w:p>
     <w:p>
       <w:pPr>
